--- a/rapports/Rapport_Bloc5_Monitoring_Incident.docx
+++ b/rapports/Rapport_Bloc5_Monitoring_Incident.docx
@@ -265,7 +265,7 @@
     </w:p>
     <w:p>
       <w:r>
-        <w:t>Les deux points remontent désormais une HTTPException(404) explicite avec un message clair (« Aucun modèle entraîné pour '{symbol}' », « Paire de trading introuvable »). Le test qui attendait le code 500 a été corrigé pour attendre 404, et un second test a été ajouté pour couvrir le second point d'entrée du même défaut (paire inconnue de l'API Bloc1). Suite complète du dépôt Bloc3_ml : 39 tests réussis. Vérifié en direct après reconstruction du conteneur : FAKE-COIN → 404 avec message clair, BTC-USDT → 200 (comportement nominal inchangé).</w:t>
+        <w:t>Tracé sur l'outil de suivi du dépôt (Issue GitHub #10). Les deux points remontent désormais une HTTPException(404) explicite avec un message clair (« Aucun modèle entraîné pour '{symbol}' », « Paire de trading introuvable »). Le test qui attendait le code 500 a été corrigé pour attendre 404, et un second test a été ajouté pour couvrir le second point d'entrée du même défaut (paire inconnue de l'API Bloc1). Suite complète du dépôt Bloc3_ml : 39 tests réussis. Vérifié en direct après reconstruction du conteneur : FAKE-COIN → 404 avec message clair, BTC-USDT → 200 (comportement nominal inchangé).</w:t>
       </w:r>
     </w:p>
     <w:p>
